--- a/docs/Menduner_技术文稿.docx
+++ b/docs/Menduner_技术文稿.docx
@@ -1727,7 +1727,7 @@
                 <w:rFonts w:ascii="Microsoft YaHei" w:hAnsi="Microsoft YaHei" w:eastAsia="Microsoft YaHei"/>
                 <w:sz w:val="18"/>
               </w:rPr>
-              <w:t>134</w:t>
+              <w:t>172</w:t>
             </w:r>
           </w:p>
         </w:tc>
@@ -1997,7 +1997,7 @@
                 <w:rFonts w:ascii="Microsoft YaHei" w:hAnsi="Microsoft YaHei" w:eastAsia="Microsoft YaHei"/>
                 <w:sz w:val="18"/>
               </w:rPr>
-              <w:t>1,376</w:t>
+              <w:t>1,756</w:t>
             </w:r>
           </w:p>
         </w:tc>
@@ -2044,7 +2044,7 @@
                 <w:rFonts w:ascii="Microsoft YaHei" w:hAnsi="Microsoft YaHei" w:eastAsia="Microsoft YaHei"/>
                 <w:sz w:val="18"/>
               </w:rPr>
-              <w:t>1,364</w:t>
+              <w:t>1,744</w:t>
             </w:r>
           </w:p>
         </w:tc>
@@ -2091,7 +2091,7 @@
                 <w:rFonts w:ascii="Microsoft YaHei" w:hAnsi="Microsoft YaHei" w:eastAsia="Microsoft YaHei"/>
                 <w:sz w:val="18"/>
               </w:rPr>
-              <w:t>1,357</w:t>
+              <w:t>1,404</w:t>
             </w:r>
           </w:p>
         </w:tc>
@@ -2138,7 +2138,7 @@
                 <w:rFonts w:ascii="Microsoft YaHei" w:hAnsi="Microsoft YaHei" w:eastAsia="Microsoft YaHei"/>
                 <w:sz w:val="18"/>
               </w:rPr>
-              <w:t>145</w:t>
+              <w:t>183</w:t>
             </w:r>
           </w:p>
         </w:tc>
@@ -2185,7 +2185,7 @@
                 <w:rFonts w:ascii="Microsoft YaHei" w:hAnsi="Microsoft YaHei" w:eastAsia="Microsoft YaHei"/>
                 <w:sz w:val="18"/>
               </w:rPr>
-              <w:t>134</w:t>
+              <w:t>172</w:t>
             </w:r>
           </w:p>
         </w:tc>
@@ -2777,7 +2777,7 @@
                 <w:rFonts w:ascii="Microsoft YaHei" w:hAnsi="Microsoft YaHei" w:eastAsia="Microsoft YaHei"/>
                 <w:sz w:val="18"/>
               </w:rPr>
-              <w:t>335</w:t>
+              <w:t>558</w:t>
             </w:r>
           </w:p>
         </w:tc>
@@ -2824,7 +2824,7 @@
                 <w:rFonts w:ascii="Microsoft YaHei" w:hAnsi="Microsoft YaHei" w:eastAsia="Microsoft YaHei"/>
                 <w:sz w:val="18"/>
               </w:rPr>
-              <w:t>612</w:t>
+              <w:t>648</w:t>
             </w:r>
           </w:p>
         </w:tc>
@@ -2871,7 +2871,7 @@
                 <w:rFonts w:ascii="Microsoft YaHei" w:hAnsi="Microsoft YaHei" w:eastAsia="Microsoft YaHei"/>
                 <w:sz w:val="18"/>
               </w:rPr>
-              <w:t>294</w:t>
+              <w:t>377</w:t>
             </w:r>
           </w:p>
         </w:tc>
@@ -2918,7 +2918,7 @@
                 <w:rFonts w:ascii="Microsoft YaHei" w:hAnsi="Microsoft YaHei" w:eastAsia="Microsoft YaHei"/>
                 <w:sz w:val="18"/>
               </w:rPr>
-              <w:t>135</w:t>
+              <w:t>173</w:t>
             </w:r>
           </w:p>
         </w:tc>
@@ -3721,7 +3721,7 @@
                 <w:rFonts w:ascii="Microsoft YaHei" w:hAnsi="Microsoft YaHei" w:eastAsia="Microsoft YaHei"/>
                 <w:sz w:val="18"/>
               </w:rPr>
-              <w:t>JS 空壳抓不到内容，苏州文化艺术中心就是这样</w:t>
+              <w:t>JS 空壳不要直接放弃：先找它自己调的公开 JSON 接口，苏州文化艺术中心、苏州国际博览中心都是这样接上的</w:t>
             </w:r>
           </w:p>
         </w:tc>
@@ -3939,7 +3939,7 @@
           <w:sz w:val="18"/>
           <w:rFonts w:eastAsia="Microsoft YaHei"/>
         </w:rPr>
-        <w:t xml:space="preserve">    implementation: event_extraction      # 或 audit_only（只审计不提取）</w:t>
+        <w:t xml:space="preserve">    implementation: event_extraction      # 或 public_page_audit（只审计不提取）</w:t>
       </w:r>
     </w:p>
     <w:p>
@@ -4476,7 +4476,7 @@
                 <w:rFonts w:ascii="Microsoft YaHei" w:hAnsi="Microsoft YaHei" w:eastAsia="Microsoft YaHei"/>
                 <w:sz w:val="18"/>
               </w:rPr>
-              <w:t>通过 SuccessExitStatus=0 2 视为正常。部分来源永久不可采（robots 禁止、JS 空壳），不该让每天的任务都报失败</w:t>
+              <w:t>通过 SuccessExitStatus=0 2 视为正常。部分来源永久不可采（robots 禁止、无可提取日期），不该让每天的任务都报失败</w:t>
             </w:r>
           </w:p>
         </w:tc>
@@ -4961,7 +4961,7 @@
                 <w:rFonts w:ascii="Microsoft YaHei" w:hAnsi="Microsoft YaHei" w:eastAsia="Microsoft YaHei"/>
                 <w:sz w:val="18"/>
               </w:rPr>
-              <w:t>FAILED</w:t>
+              <w:t>SUCCESS</w:t>
             </w:r>
           </w:p>
         </w:tc>
@@ -5115,7 +5115,7 @@
                 <w:rFonts w:ascii="Microsoft YaHei" w:hAnsi="Microsoft YaHei" w:eastAsia="Microsoft YaHei"/>
                 <w:sz w:val="18"/>
               </w:rPr>
-              <w:t>FAILED</w:t>
+              <w:t>SUCCESS</w:t>
             </w:r>
           </w:p>
         </w:tc>
@@ -10592,7 +10592,7 @@
                 <w:rFonts w:ascii="Microsoft YaHei" w:hAnsi="Microsoft YaHei" w:eastAsia="Microsoft YaHei"/>
                 <w:sz w:val="18"/>
               </w:rPr>
-              <w:t>4 个来源采集失败</w:t>
+              <w:t>3 个来源采集失败</w:t>
             </w:r>
           </w:p>
         </w:tc>
@@ -10607,7 +10607,7 @@
                 <w:rFonts w:ascii="Microsoft YaHei" w:hAnsi="Microsoft YaHei" w:eastAsia="Microsoft YaHei"/>
                 <w:sz w:val="18"/>
               </w:rPr>
-              <w:t>SIPAC 无可提取事件；苏州文化艺术中心是 JS 空壳；大麦搜索页 robots 禁止；Subao 抽不出有效日期</w:t>
+              <w:t>SIPAC 无可提取事件；大麦搜索页 robots 禁止；Subao 抽不出有效日期</w:t>
             </w:r>
           </w:p>
         </w:tc>
@@ -10624,7 +10624,7 @@
                 <w:rFonts w:ascii="Microsoft YaHei" w:hAnsi="Microsoft YaHei" w:eastAsia="Microsoft YaHei"/>
                 <w:sz w:val="18"/>
               </w:rPr>
-              <w:t>18 个场馆没有坐标</w:t>
+              <w:t>19 个场馆没有坐标</w:t>
             </w:r>
           </w:p>
         </w:tc>
@@ -10671,7 +10671,7 @@
                 <w:rFonts w:ascii="Microsoft YaHei" w:hAnsi="Microsoft YaHei" w:eastAsia="Microsoft YaHei"/>
                 <w:sz w:val="18"/>
               </w:rPr>
-              <w:t>需全部事实字段核验通过，人工审核尚未完成（字段级已核验 335 条）</w:t>
+              <w:t>需全部事实字段核验通过，人工审核尚未完成（字段级已核验 558 条）</w:t>
             </w:r>
           </w:p>
         </w:tc>
@@ -11229,6 +11229,38 @@
                 <w:sz w:val="18"/>
               </w:rPr>
               <w:t>用地址+名称在高德解析场馆坐标（dry-run 默认）</w:t>
+            </w:r>
+          </w:p>
+        </w:tc>
+      </w:tr>
+      <w:tr>
+        <w:tc>
+          <w:tcPr>
+            <w:tcW w:type="dxa" w:w="3628"/>
+          </w:tcPr>
+          <w:p>
+            <w:r/>
+            <w:r>
+              <w:rPr>
+                <w:rFonts w:ascii="Microsoft YaHei" w:hAnsi="Microsoft YaHei" w:eastAsia="Microsoft YaHei"/>
+                <w:sz w:val="18"/>
+              </w:rPr>
+              <w:t>scripts/normalize_venue_addresses.py</w:t>
+            </w:r>
+          </w:p>
+        </w:tc>
+        <w:tc>
+          <w:tcPr>
+            <w:tcW w:type="dxa" w:w="3969"/>
+          </w:tcPr>
+          <w:p>
+            <w:r/>
+            <w:r>
+              <w:rPr>
+                <w:rFonts w:ascii="Microsoft YaHei" w:hAnsi="Microsoft YaHei" w:eastAsia="Microsoft YaHei"/>
+                <w:sz w:val="18"/>
+              </w:rPr>
+              <w:t>把场馆地址归一成来源地点串里的地址部分（dry-run 默认）</w:t>
             </w:r>
           </w:p>
         </w:tc>
